--- a/p4/24IT087_p4.docx
+++ b/p4/24IT087_p4.docx
@@ -265,14 +265,14 @@
     </w:p>
     <w:p>
       <w:r>
-        <w:rPr>
-          <w:noProof/>
-        </w:rPr>
+        <w:t xml:space="preserve">   </w:t>
+      </w:r>
+      <w:r>
         <w:drawing>
-          <wp:inline distT="0" distB="0" distL="0" distR="0" wp14:anchorId="282D35A4" wp14:editId="6BDBF14F">
-            <wp:extent cx="5731510" cy="3031490"/>
-            <wp:effectExtent l="0" t="0" r="2540" b="0"/>
-            <wp:docPr id="1268038427" name="Picture 13"/>
+          <wp:inline distT="0" distB="0" distL="0" distR="0" wp14:anchorId="09587B2F" wp14:editId="75B20AC5">
+            <wp:extent cx="5731510" cy="3040380"/>
+            <wp:effectExtent l="0" t="0" r="2540" b="7620"/>
+            <wp:docPr id="656364500" name="Picture 1"/>
             <wp:cNvGraphicFramePr>
               <a:graphicFrameLocks xmlns:a="http://schemas.openxmlformats.org/drawingml/2006/main" noChangeAspect="1"/>
             </wp:cNvGraphicFramePr>
@@ -280,36 +280,23 @@
               <a:graphicData uri="http://schemas.openxmlformats.org/drawingml/2006/picture">
                 <pic:pic xmlns:pic="http://schemas.openxmlformats.org/drawingml/2006/picture">
                   <pic:nvPicPr>
-                    <pic:cNvPr id="0" name="Picture 53"/>
-                    <pic:cNvPicPr>
-                      <a:picLocks noChangeAspect="1" noChangeArrowheads="1"/>
-                    </pic:cNvPicPr>
+                    <pic:cNvPr id="656364500" name=""/>
+                    <pic:cNvPicPr/>
                   </pic:nvPicPr>
                   <pic:blipFill>
-                    <a:blip r:embed="rId8" cstate="print">
-                      <a:extLst>
-                        <a:ext uri="{28A0092B-C50C-407E-A947-70E740481C1C}">
-                          <a14:useLocalDpi xmlns:a14="http://schemas.microsoft.com/office/drawing/2010/main" val="0"/>
-                        </a:ext>
-                      </a:extLst>
-                    </a:blip>
-                    <a:srcRect/>
+                    <a:blip r:embed="rId8"/>
                     <a:stretch>
                       <a:fillRect/>
                     </a:stretch>
                   </pic:blipFill>
-                  <pic:spPr bwMode="auto">
+                  <pic:spPr>
                     <a:xfrm>
                       <a:off x="0" y="0"/>
-                      <a:ext cx="5731510" cy="3031490"/>
+                      <a:ext cx="5731510" cy="3040380"/>
                     </a:xfrm>
                     <a:prstGeom prst="rect">
                       <a:avLst/>
                     </a:prstGeom>
-                    <a:noFill/>
-                    <a:ln>
-                      <a:noFill/>
-                    </a:ln>
                   </pic:spPr>
                 </pic:pic>
               </a:graphicData>
@@ -318,17 +305,17 @@
         </w:drawing>
       </w:r>
       <w:r>
+        <w:rPr>
+          <w:noProof/>
+        </w:rPr>
         <w:t xml:space="preserve"> </w:t>
       </w:r>
       <w:r>
-        <w:rPr>
-          <w:noProof/>
-        </w:rPr>
         <w:drawing>
-          <wp:inline distT="0" distB="0" distL="0" distR="0" wp14:anchorId="4058C778" wp14:editId="1BE2EE48">
-            <wp:extent cx="5731510" cy="3008630"/>
-            <wp:effectExtent l="0" t="0" r="2540" b="1270"/>
-            <wp:docPr id="702283360" name="Picture 14"/>
+          <wp:inline distT="0" distB="0" distL="0" distR="0" wp14:anchorId="1D4EEEE5" wp14:editId="7B932595">
+            <wp:extent cx="5731510" cy="2858135"/>
+            <wp:effectExtent l="0" t="0" r="2540" b="0"/>
+            <wp:docPr id="1646660120" name="Picture 1"/>
             <wp:cNvGraphicFramePr>
               <a:graphicFrameLocks xmlns:a="http://schemas.openxmlformats.org/drawingml/2006/main" noChangeAspect="1"/>
             </wp:cNvGraphicFramePr>
@@ -336,36 +323,23 @@
               <a:graphicData uri="http://schemas.openxmlformats.org/drawingml/2006/picture">
                 <pic:pic xmlns:pic="http://schemas.openxmlformats.org/drawingml/2006/picture">
                   <pic:nvPicPr>
-                    <pic:cNvPr id="0" name="Picture 55"/>
-                    <pic:cNvPicPr>
-                      <a:picLocks noChangeAspect="1" noChangeArrowheads="1"/>
-                    </pic:cNvPicPr>
+                    <pic:cNvPr id="1646660120" name=""/>
+                    <pic:cNvPicPr/>
                   </pic:nvPicPr>
                   <pic:blipFill>
-                    <a:blip r:embed="rId9" cstate="print">
-                      <a:extLst>
-                        <a:ext uri="{28A0092B-C50C-407E-A947-70E740481C1C}">
-                          <a14:useLocalDpi xmlns:a14="http://schemas.microsoft.com/office/drawing/2010/main" val="0"/>
-                        </a:ext>
-                      </a:extLst>
-                    </a:blip>
-                    <a:srcRect/>
+                    <a:blip r:embed="rId9"/>
                     <a:stretch>
                       <a:fillRect/>
                     </a:stretch>
                   </pic:blipFill>
-                  <pic:spPr bwMode="auto">
+                  <pic:spPr>
                     <a:xfrm>
                       <a:off x="0" y="0"/>
-                      <a:ext cx="5731510" cy="3008630"/>
+                      <a:ext cx="5731510" cy="2858135"/>
                     </a:xfrm>
                     <a:prstGeom prst="rect">
                       <a:avLst/>
                     </a:prstGeom>
-                    <a:noFill/>
-                    <a:ln>
-                      <a:noFill/>
-                    </a:ln>
                   </pic:spPr>
                 </pic:pic>
               </a:graphicData>
@@ -374,6 +348,9 @@
         </w:drawing>
       </w:r>
       <w:r>
+        <w:rPr>
+          <w:noProof/>
+        </w:rPr>
         <w:t xml:space="preserve"> </w:t>
       </w:r>
       <w:r>
@@ -382,10 +359,10 @@
         </w:rPr>
         <w:lastRenderedPageBreak/>
         <w:drawing>
-          <wp:inline distT="0" distB="0" distL="0" distR="0" wp14:anchorId="68B065F9" wp14:editId="19BDA801">
-            <wp:extent cx="5731510" cy="3030220"/>
+          <wp:inline distT="0" distB="0" distL="0" distR="0" wp14:anchorId="7DDC5FD9" wp14:editId="55CBA866">
+            <wp:extent cx="5731510" cy="2904490"/>
             <wp:effectExtent l="0" t="0" r="2540" b="0"/>
-            <wp:docPr id="135411209" name="Picture 15"/>
+            <wp:docPr id="1037546789" name="Picture 1"/>
             <wp:cNvGraphicFramePr>
               <a:graphicFrameLocks xmlns:a="http://schemas.openxmlformats.org/drawingml/2006/main" noChangeAspect="1"/>
             </wp:cNvGraphicFramePr>
@@ -393,36 +370,23 @@
               <a:graphicData uri="http://schemas.openxmlformats.org/drawingml/2006/picture">
                 <pic:pic xmlns:pic="http://schemas.openxmlformats.org/drawingml/2006/picture">
                   <pic:nvPicPr>
-                    <pic:cNvPr id="0" name="Picture 57"/>
-                    <pic:cNvPicPr>
-                      <a:picLocks noChangeAspect="1" noChangeArrowheads="1"/>
-                    </pic:cNvPicPr>
+                    <pic:cNvPr id="1037546789" name=""/>
+                    <pic:cNvPicPr/>
                   </pic:nvPicPr>
                   <pic:blipFill>
-                    <a:blip r:embed="rId10" cstate="print">
-                      <a:extLst>
-                        <a:ext uri="{28A0092B-C50C-407E-A947-70E740481C1C}">
-                          <a14:useLocalDpi xmlns:a14="http://schemas.microsoft.com/office/drawing/2010/main" val="0"/>
-                        </a:ext>
-                      </a:extLst>
-                    </a:blip>
-                    <a:srcRect/>
+                    <a:blip r:embed="rId10"/>
                     <a:stretch>
                       <a:fillRect/>
                     </a:stretch>
                   </pic:blipFill>
-                  <pic:spPr bwMode="auto">
+                  <pic:spPr>
                     <a:xfrm>
                       <a:off x="0" y="0"/>
-                      <a:ext cx="5731510" cy="3030220"/>
+                      <a:ext cx="5731510" cy="2904490"/>
                     </a:xfrm>
                     <a:prstGeom prst="rect">
                       <a:avLst/>
                     </a:prstGeom>
-                    <a:noFill/>
-                    <a:ln>
-                      <a:noFill/>
-                    </a:ln>
                   </pic:spPr>
                 </pic:pic>
               </a:graphicData>
@@ -431,6 +395,9 @@
         </w:drawing>
       </w:r>
       <w:r>
+        <w:rPr>
+          <w:noProof/>
+        </w:rPr>
         <w:t xml:space="preserve"> </w:t>
       </w:r>
       <w:r>
@@ -438,10 +405,10 @@
           <w:noProof/>
         </w:rPr>
         <w:drawing>
-          <wp:inline distT="0" distB="0" distL="0" distR="0" wp14:anchorId="3D95B3B3" wp14:editId="244582F5">
-            <wp:extent cx="5731510" cy="3110865"/>
-            <wp:effectExtent l="0" t="0" r="2540" b="0"/>
-            <wp:docPr id="1372185607" name="Picture 16"/>
+          <wp:inline distT="0" distB="0" distL="0" distR="0" wp14:anchorId="0FC32467" wp14:editId="65CCBA03">
+            <wp:extent cx="5731510" cy="2798445"/>
+            <wp:effectExtent l="0" t="0" r="2540" b="1905"/>
+            <wp:docPr id="410456924" name="Picture 1"/>
             <wp:cNvGraphicFramePr>
               <a:graphicFrameLocks xmlns:a="http://schemas.openxmlformats.org/drawingml/2006/main" noChangeAspect="1"/>
             </wp:cNvGraphicFramePr>
@@ -449,36 +416,23 @@
               <a:graphicData uri="http://schemas.openxmlformats.org/drawingml/2006/picture">
                 <pic:pic xmlns:pic="http://schemas.openxmlformats.org/drawingml/2006/picture">
                   <pic:nvPicPr>
-                    <pic:cNvPr id="0" name="Picture 59"/>
-                    <pic:cNvPicPr>
-                      <a:picLocks noChangeAspect="1" noChangeArrowheads="1"/>
-                    </pic:cNvPicPr>
+                    <pic:cNvPr id="410456924" name=""/>
+                    <pic:cNvPicPr/>
                   </pic:nvPicPr>
                   <pic:blipFill>
-                    <a:blip r:embed="rId11" cstate="print">
-                      <a:extLst>
-                        <a:ext uri="{28A0092B-C50C-407E-A947-70E740481C1C}">
-                          <a14:useLocalDpi xmlns:a14="http://schemas.microsoft.com/office/drawing/2010/main" val="0"/>
-                        </a:ext>
-                      </a:extLst>
-                    </a:blip>
-                    <a:srcRect/>
+                    <a:blip r:embed="rId11"/>
                     <a:stretch>
                       <a:fillRect/>
                     </a:stretch>
                   </pic:blipFill>
-                  <pic:spPr bwMode="auto">
+                  <pic:spPr>
                     <a:xfrm>
                       <a:off x="0" y="0"/>
-                      <a:ext cx="5731510" cy="3110865"/>
+                      <a:ext cx="5731510" cy="2798445"/>
                     </a:xfrm>
                     <a:prstGeom prst="rect">
                       <a:avLst/>
                     </a:prstGeom>
-                    <a:noFill/>
-                    <a:ln>
-                      <a:noFill/>
-                    </a:ln>
                   </pic:spPr>
                 </pic:pic>
               </a:graphicData>
@@ -486,6 +440,93 @@
           </wp:inline>
         </w:drawing>
       </w:r>
+      <w:r>
+        <w:rPr>
+          <w:noProof/>
+        </w:rPr>
+        <w:t xml:space="preserve"> </w:t>
+      </w:r>
+      <w:r>
+        <w:rPr>
+          <w:noProof/>
+        </w:rPr>
+        <w:lastRenderedPageBreak/>
+        <w:drawing>
+          <wp:inline distT="0" distB="0" distL="0" distR="0" wp14:anchorId="2FA4EAF8" wp14:editId="3CA962CF">
+            <wp:extent cx="5731510" cy="2658745"/>
+            <wp:effectExtent l="0" t="0" r="2540" b="8255"/>
+            <wp:docPr id="1880051178" name="Picture 1"/>
+            <wp:cNvGraphicFramePr>
+              <a:graphicFrameLocks xmlns:a="http://schemas.openxmlformats.org/drawingml/2006/main" noChangeAspect="1"/>
+            </wp:cNvGraphicFramePr>
+            <a:graphic xmlns:a="http://schemas.openxmlformats.org/drawingml/2006/main">
+              <a:graphicData uri="http://schemas.openxmlformats.org/drawingml/2006/picture">
+                <pic:pic xmlns:pic="http://schemas.openxmlformats.org/drawingml/2006/picture">
+                  <pic:nvPicPr>
+                    <pic:cNvPr id="1880051178" name=""/>
+                    <pic:cNvPicPr/>
+                  </pic:nvPicPr>
+                  <pic:blipFill>
+                    <a:blip r:embed="rId12"/>
+                    <a:stretch>
+                      <a:fillRect/>
+                    </a:stretch>
+                  </pic:blipFill>
+                  <pic:spPr>
+                    <a:xfrm>
+                      <a:off x="0" y="0"/>
+                      <a:ext cx="5731510" cy="2658745"/>
+                    </a:xfrm>
+                    <a:prstGeom prst="rect">
+                      <a:avLst/>
+                    </a:prstGeom>
+                  </pic:spPr>
+                </pic:pic>
+              </a:graphicData>
+            </a:graphic>
+          </wp:inline>
+        </w:drawing>
+      </w:r>
+      <w:r>
+        <w:rPr>
+          <w:noProof/>
+        </w:rPr>
+        <w:drawing>
+          <wp:inline distT="0" distB="0" distL="0" distR="0" wp14:anchorId="1ED1D5C5" wp14:editId="0B9FFEB9">
+            <wp:extent cx="5731510" cy="4832985"/>
+            <wp:effectExtent l="0" t="0" r="2540" b="5715"/>
+            <wp:docPr id="2016591215" name="Picture 1"/>
+            <wp:cNvGraphicFramePr>
+              <a:graphicFrameLocks xmlns:a="http://schemas.openxmlformats.org/drawingml/2006/main" noChangeAspect="1"/>
+            </wp:cNvGraphicFramePr>
+            <a:graphic xmlns:a="http://schemas.openxmlformats.org/drawingml/2006/main">
+              <a:graphicData uri="http://schemas.openxmlformats.org/drawingml/2006/picture">
+                <pic:pic xmlns:pic="http://schemas.openxmlformats.org/drawingml/2006/picture">
+                  <pic:nvPicPr>
+                    <pic:cNvPr id="2016591215" name=""/>
+                    <pic:cNvPicPr/>
+                  </pic:nvPicPr>
+                  <pic:blipFill>
+                    <a:blip r:embed="rId13"/>
+                    <a:stretch>
+                      <a:fillRect/>
+                    </a:stretch>
+                  </pic:blipFill>
+                  <pic:spPr>
+                    <a:xfrm>
+                      <a:off x="0" y="0"/>
+                      <a:ext cx="5731510" cy="4832985"/>
+                    </a:xfrm>
+                    <a:prstGeom prst="rect">
+                      <a:avLst/>
+                    </a:prstGeom>
+                  </pic:spPr>
+                </pic:pic>
+              </a:graphicData>
+            </a:graphic>
+          </wp:inline>
+        </w:drawing>
+      </w:r>
     </w:p>
     <w:p/>
     <w:p>
@@ -513,7 +554,7 @@
       <w:pPr>
         <w:ind w:firstLine="720"/>
       </w:pPr>
-      <w:hyperlink r:id="rId12" w:history="1">
+      <w:hyperlink r:id="rId14" w:history="1">
         <w:r>
           <w:rPr>
             <w:rStyle w:val="Hyperlink"/>
@@ -523,7 +564,7 @@
       </w:hyperlink>
     </w:p>
     <w:sectPr>
-      <w:headerReference w:type="default" r:id="rId13"/>
+      <w:headerReference w:type="default" r:id="rId15"/>
       <w:pgSz w:w="11906" w:h="16838"/>
       <w:pgMar w:top="1440" w:right="1440" w:bottom="1440" w:left="1440" w:header="708" w:footer="708" w:gutter="0"/>
       <w:cols w:space="708"/>
